--- a/Lab#13_rough.docx
+++ b/Lab#13_rough.docx
@@ -435,19 +435,11 @@
         <w:pStyle w:val="ListParagraph"/>
         <w:spacing w:before="100" w:beforeAutospacing="1" w:after="100" w:afterAutospacing="1" w:line="240" w:lineRule="auto"/>
       </w:pPr>
-      <w:proofErr w:type="spellStart"/>
       <w:r>
         <w:rPr>
           <w:rStyle w:val="Strong"/>
         </w:rPr>
-        <w:t>LifeCycle</w:t>
-      </w:r>
-      <w:proofErr w:type="spellEnd"/>
-      <w:r>
-        <w:rPr>
-          <w:rStyle w:val="Strong"/>
-        </w:rPr>
-        <w:t xml:space="preserve"> </w:t>
+        <w:t xml:space="preserve">LifeCycle </w:t>
       </w:r>
     </w:p>
     <w:p>
@@ -1264,7 +1256,6 @@
       <w:r>
         <w:t xml:space="preserve">️ </w:t>
       </w:r>
-      <w:proofErr w:type="spellStart"/>
       <w:r>
         <w:rPr>
           <w:rStyle w:val="Strong"/>
@@ -1273,7 +1264,6 @@
         </w:rPr>
         <w:t>Major.Minor.Patch</w:t>
       </w:r>
-      <w:proofErr w:type="spellEnd"/>
     </w:p>
     <w:p>
       <w:pPr>
@@ -2407,6 +2397,188 @@
       <w:pPr>
         <w:pStyle w:val="NormalWeb"/>
       </w:pPr>
+      <w:r>
+        <w:t xml:space="preserve">Practical Lab </w:t>
+      </w:r>
+    </w:p>
+    <w:p>
+      <w:pPr>
+        <w:pStyle w:val="NormalWeb"/>
+      </w:pPr>
+      <w:r>
+        <w:t xml:space="preserve">Step#1: - </w:t>
+      </w:r>
+    </w:p>
+    <w:p>
+      <w:pPr>
+        <w:pStyle w:val="NormalWeb"/>
+      </w:pPr>
+      <w:r>
+        <w:rPr>
+          <w:noProof/>
+        </w:rPr>
+        <w:drawing>
+          <wp:inline distT="0" distB="0" distL="0" distR="0" wp14:anchorId="47A8F6D2" wp14:editId="4EC8C221">
+            <wp:extent cx="5486400" cy="2542540"/>
+            <wp:effectExtent l="0" t="0" r="0" b="0"/>
+            <wp:docPr id="5" name="Picture 5"/>
+            <wp:cNvGraphicFramePr>
+              <a:graphicFrameLocks xmlns:a="http://schemas.openxmlformats.org/drawingml/2006/main" noChangeAspect="1"/>
+            </wp:cNvGraphicFramePr>
+            <a:graphic xmlns:a="http://schemas.openxmlformats.org/drawingml/2006/main">
+              <a:graphicData uri="http://schemas.openxmlformats.org/drawingml/2006/picture">
+                <pic:pic xmlns:pic="http://schemas.openxmlformats.org/drawingml/2006/picture">
+                  <pic:nvPicPr>
+                    <pic:cNvPr id="0" name="Picture 19"/>
+                    <pic:cNvPicPr>
+                      <a:picLocks noChangeAspect="1" noChangeArrowheads="1"/>
+                    </pic:cNvPicPr>
+                  </pic:nvPicPr>
+                  <pic:blipFill>
+                    <a:blip r:embed="rId9" cstate="print">
+                      <a:extLst>
+                        <a:ext uri="{28A0092B-C50C-407E-A947-70E740481C1C}">
+                          <a14:useLocalDpi xmlns:a14="http://schemas.microsoft.com/office/drawing/2010/main" val="0"/>
+                        </a:ext>
+                      </a:extLst>
+                    </a:blip>
+                    <a:srcRect/>
+                    <a:stretch>
+                      <a:fillRect/>
+                    </a:stretch>
+                  </pic:blipFill>
+                  <pic:spPr bwMode="auto">
+                    <a:xfrm>
+                      <a:off x="0" y="0"/>
+                      <a:ext cx="5486400" cy="2542540"/>
+                    </a:xfrm>
+                    <a:prstGeom prst="rect">
+                      <a:avLst/>
+                    </a:prstGeom>
+                    <a:noFill/>
+                    <a:ln>
+                      <a:noFill/>
+                    </a:ln>
+                  </pic:spPr>
+                </pic:pic>
+              </a:graphicData>
+            </a:graphic>
+          </wp:inline>
+        </w:drawing>
+      </w:r>
+    </w:p>
+    <w:p>
+      <w:pPr>
+        <w:pStyle w:val="NormalWeb"/>
+      </w:pPr>
+    </w:p>
+    <w:p>
+      <w:pPr>
+        <w:pStyle w:val="NormalWeb"/>
+      </w:pPr>
+      <w:r>
+        <w:t xml:space="preserve">Step#2: - </w:t>
+      </w:r>
+      <w:r>
+        <w:t>STEP 2: Repository banana</w:t>
+      </w:r>
+      <w:r>
+        <w:t xml:space="preserve">: - </w:t>
+      </w:r>
+      <w:r>
+        <w:rPr>
+          <w:rFonts w:ascii="Segoe UI Emoji" w:hAnsi="Segoe UI Emoji" w:cs="Segoe UI Emoji"/>
+        </w:rPr>
+        <w:t>👉</w:t>
+      </w:r>
+      <w:r>
+        <w:t xml:space="preserve"> Repository = </w:t>
+      </w:r>
+      <w:r>
+        <w:rPr>
+          <w:rStyle w:val="Strong"/>
+        </w:rPr>
+        <w:t>tumhara project folder</w:t>
+      </w:r>
+      <w:r>
+        <w:t xml:space="preserve"> (jahan tum apni lab files rakhogi)</w:t>
+      </w:r>
+    </w:p>
+    <w:p>
+      <w:pPr>
+        <w:pStyle w:val="NormalWeb"/>
+      </w:pPr>
+    </w:p>
+    <w:p/>
+    <w:p>
+      <w:pPr>
+        <w:pStyle w:val="NormalWeb"/>
+      </w:pPr>
+      <w:r>
+        <w:t>Step#</w:t>
+      </w:r>
+      <w:r>
+        <w:t>3</w:t>
+      </w:r>
+      <w:r>
+        <w:t xml:space="preserve">: - STEP </w:t>
+      </w:r>
+      <w:r>
+        <w:t>3</w:t>
+      </w:r>
+      <w:r>
+        <w:t xml:space="preserve">: Repository banana: - </w:t>
+      </w:r>
+      <w:r>
+        <w:rPr>
+          <w:rFonts w:ascii="Segoe UI Emoji" w:hAnsi="Segoe UI Emoji" w:cs="Segoe UI Emoji"/>
+        </w:rPr>
+        <w:t>👉</w:t>
+      </w:r>
+      <w:r>
+        <w:t xml:space="preserve"> Repository = </w:t>
+      </w:r>
+      <w:r>
+        <w:rPr>
+          <w:rStyle w:val="Strong"/>
+        </w:rPr>
+        <w:t>tumhara project folder</w:t>
+      </w:r>
+      <w:r>
+        <w:t xml:space="preserve"> (jahan tum apni lab files rakhogi)</w:t>
+      </w:r>
+    </w:p>
+    <w:p>
+      <w:pPr>
+        <w:pStyle w:val="NormalWeb"/>
+      </w:pPr>
+      <w:r>
+        <w:t>Step#</w:t>
+      </w:r>
+      <w:r>
+        <w:t>4</w:t>
+      </w:r>
+      <w:r>
+        <w:t xml:space="preserve">: Repository banana: - </w:t>
+      </w:r>
+      <w:r>
+        <w:rPr>
+          <w:rFonts w:ascii="Segoe UI Emoji" w:hAnsi="Segoe UI Emoji" w:cs="Segoe UI Emoji"/>
+        </w:rPr>
+        <w:t>👉</w:t>
+      </w:r>
+      <w:r>
+        <w:t xml:space="preserve"> Repository = </w:t>
+      </w:r>
+      <w:r>
+        <w:rPr>
+          <w:rStyle w:val="Strong"/>
+        </w:rPr>
+        <w:t>tumhara project folder</w:t>
+      </w:r>
+      <w:r>
+        <w:t xml:space="preserve"> (jahan tum apni lab files rakhogi)</w:t>
+      </w:r>
     </w:p>
     <w:p/>
     <w:sectPr>
